--- a/assignment/outputs/docx/G1/مريم حسن/M4_2026-03-10 14_18.docx
+++ b/assignment/outputs/docx/G1/مريم حسن/M4_2026-03-10 14_18.docx
@@ -37,7 +37,7 @@
           <w:rFonts w:ascii="Simplified Arabic" w:hAnsi="Simplified Arabic"/>
           <w:sz w:val="28"/>
         </w:rPr>
-        <w:t>أنا مش طالع أعمل التقرير ده براحة، بس هحاول جد. الأول خلصت المهمة الأولى (م1) وراجعت فهمي للنصوص اللي حطت لها أسئلة. شفتها بجدية وحاولت أعرف كل حاجة بجد. في المهمة التانية (م2) جبت أمثلة أقوى وأكثر تفصيلاً. في الثالثة (م3) كنت أعمق في التحليل وكنت أستكشف أفكاري بجد.</w:t>
+        <w:t>راجعت المهام الثلاث السابقة ووجدت نقاط ضعف عدة. في المهمة الأولى، كان فهمي للموضوع ليس واضحًا بالقدر الكافي. لذا، عدلت من هذا عن طريق البحث بشكل أكبر وفهم الأساسيات أولاً. هذا أدى إلى تحسين فهمي للقضايا المعقدة.</w:t>
       </w:r>
     </w:p>
     <w:p>
@@ -49,7 +49,7 @@
           <w:rFonts w:ascii="Simplified Arabic" w:hAnsi="Simplified Arabic"/>
           <w:sz w:val="28"/>
         </w:rPr>
-        <w:t>في التحسينات اللي عملتها، كتبت أمثلة أقوى وحاولت أفهم الأفكار بشكل أعمق. شفتها من زاويه أخلاقية وحاولت أعرف كيف أطور نفسي. مش فارق معايا أن المجموعه دي عندها وقت كاف، بس أنا هحاول استثمر الوقت كويس في البحث وتنسيق الأفكار.</w:t>
+        <w:t>في المهمة الثانية، واجهت صعوبة في تقديم أمثلة قوية وملائمة. قمت بتحسين هذا عن طريق استخدام أمثلة حقيقية من الحياة اليومية. هذا جعل المثال أكثر فعالية وكفاءة.</w:t>
       </w:r>
     </w:p>
     <w:p>
@@ -61,7 +61,7 @@
           <w:rFonts w:ascii="Simplified Arabic" w:hAnsi="Simplified Arabic"/>
           <w:sz w:val="28"/>
         </w:rPr>
-        <w:t>حاولت أوضح تفكيري الأخلاقي وأنا أعمل التحسينات دي. بجد كنت أفكر في طرق جديدة وأفكاري بتحس جوة. شفتها من زاوية ريادة الأعمال والابتكار، وطبعاً كنت أفكر في حل مشاكل بطريقة جديدة ومبتكرة.</w:t>
+        <w:t>في المهمة الثالثة، كان تحليلي ضحلًا بعض الشيء. لذا، اخترت تعميق التحليل من خلال النظر في الجوانب المختلفة للقضية. هذا أدى إلى فهم أعمق للقضايا المعقدة وتحسين التحليل.</w:t>
       </w:r>
     </w:p>
     <w:p>
@@ -73,7 +73,19 @@
           <w:rFonts w:ascii="Simplified Arabic" w:hAnsi="Simplified Arabic"/>
           <w:sz w:val="28"/>
         </w:rPr>
-        <w:t>عموماً، المهمة دي كانت صعبة بس أنا سعيد لأنها مسحت لي أفق جديد.</w:t>
+        <w:t>بالنسبة للتفكير الأخلاقي، أصبحت أهتم كثيرًا بالقضايا الأخلاقية أثناء العمل. أصبحت أكثر وعياً بتأثير القرارات التي أتخذها على الآخرين والمجتمع ككل. هذا ساهم في تطوير رؤية أخلاقية أقوى وأكثر نضجاً.</w:t>
+      </w:r>
+    </w:p>
+    <w:p>
+      <w:pPr>
+        <w:jc w:val="right"/>
+      </w:pPr>
+      <w:r>
+        <w:rPr>
+          <w:rFonts w:ascii="Simplified Arabic" w:hAnsi="Simplified Arabic"/>
+          <w:sz w:val="28"/>
+        </w:rPr>
+        <w:t>بشكل عام، شعرت بالارتياح لأنني قمت بتحسين العديد من النقاط الضعيفة. هذا يظهر أنني قادر على النمو والتعلم من الأخطاء. كما أنني أدركت أهمية النقد الذاتي والتواصل الجيد في التعاون. سأستمر في تطبيق هذه الاستراتيجيات في المستقبل.</w:t>
       </w:r>
     </w:p>
     <w:sectPr>
